--- a/ANALYSE/scenario.docx
+++ b/ANALYSE/scenario.docx
@@ -9,6 +9,8 @@
           <w:szCs w:val="24"/>
         </w:rPr>
       </w:pPr>
+      <w:bookmarkStart w:id="0" w:name="_GoBack"/>
+      <w:bookmarkEnd w:id="0"/>
       <w:r>
         <w:rPr>
           <w:sz w:val="24"/>
@@ -179,7 +181,7 @@
           </mc:Choice>
           <mc:Fallback>
             <w:pict>
-              <v:oval w14:anchorId="7F974BCA" id="Ellipse 5" o:spid="_x0000_s1026" style="position:absolute;margin-left:136.3pt;margin-top:17.85pt;width:169.1pt;height:51.55pt;z-index:251670528;visibility:visible;mso-wrap-style:square;mso-width-percent:0;mso-height-percent:0;mso-wrap-distance-left:9pt;mso-wrap-distance-top:0;mso-wrap-distance-right:9pt;mso-wrap-distance-bottom:0;mso-position-horizontal:absolute;mso-position-horizontal-relative:margin;mso-position-vertical:absolute;mso-position-vertical-relative:text;mso-width-percent:0;mso-height-percent:0;mso-width-relative:margin;mso-height-relative:margin;v-text-anchor:middle" o:gfxdata="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" fillcolor="red" stroked="f" strokeweight="1pt">
+              <v:oval w14:anchorId="021D0DA8" id="Ellipse 5" o:spid="_x0000_s1026" style="position:absolute;margin-left:136.3pt;margin-top:17.85pt;width:169.1pt;height:51.55pt;z-index:251670528;visibility:visible;mso-wrap-style:square;mso-width-percent:0;mso-height-percent:0;mso-wrap-distance-left:9pt;mso-wrap-distance-top:0;mso-wrap-distance-right:9pt;mso-wrap-distance-bottom:0;mso-position-horizontal:absolute;mso-position-horizontal-relative:margin;mso-position-vertical:absolute;mso-position-vertical-relative:text;mso-width-percent:0;mso-height-percent:0;mso-width-relative:margin;mso-height-relative:margin;v-text-anchor:middle" o:gfxdata="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" fillcolor="red" stroked="f" strokeweight="1pt">
                 <v:stroke joinstyle="miter"/>
                 <w10:wrap anchorx="margin"/>
               </v:oval>
@@ -588,7 +590,7 @@
           </mc:Choice>
           <mc:Fallback>
             <w:pict>
-              <v:line w14:anchorId="62312179" id="Connecteur droit 16" o:spid="_x0000_s1026" style="position:absolute;z-index:251679744;visibility:visible;mso-wrap-style:square;mso-wrap-distance-left:9pt;mso-wrap-distance-top:0;mso-wrap-distance-right:9pt;mso-wrap-distance-bottom:0;mso-position-horizontal:absolute;mso-position-horizontal-relative:text;mso-position-vertical:absolute;mso-position-vertical-relative:text" from="-70.15pt,18.75pt" to="525.55pt,20.8pt" o:gfxdata="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" strokecolor="black [3200]" strokeweight=".5pt">
+              <v:line w14:anchorId="3FED5567" id="Connecteur droit 16" o:spid="_x0000_s1026" style="position:absolute;z-index:251679744;visibility:visible;mso-wrap-style:square;mso-wrap-distance-left:9pt;mso-wrap-distance-top:0;mso-wrap-distance-right:9pt;mso-wrap-distance-bottom:0;mso-position-horizontal:absolute;mso-position-horizontal-relative:text;mso-position-vertical:absolute;mso-position-vertical-relative:text" from="-70.15pt,18.75pt" to="525.55pt,20.8pt" o:gfxdata="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" strokecolor="black [3200]" strokeweight=".5pt">
                 <v:stroke joinstyle="miter"/>
               </v:line>
             </w:pict>
@@ -679,7 +681,7 @@
           </mc:Choice>
           <mc:Fallback>
             <w:pict>
-              <v:oval w14:anchorId="63639C41" id="Ellipse 11" o:spid="_x0000_s1026" style="position:absolute;margin-left:120pt;margin-top:9.65pt;width:213.45pt;height:55.7pt;z-index:251668480;visibility:visible;mso-wrap-style:square;mso-width-percent:0;mso-height-percent:0;mso-wrap-distance-left:9pt;mso-wrap-distance-top:0;mso-wrap-distance-right:9pt;mso-wrap-distance-bottom:0;mso-position-horizontal:absolute;mso-position-horizontal-relative:margin;mso-position-vertical:absolute;mso-position-vertical-relative:text;mso-width-percent:0;mso-height-percent:0;mso-width-relative:margin;mso-height-relative:margin;v-text-anchor:middle" o:gfxdata="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" fillcolor="#00b0f0" stroked="f" strokeweight="1pt">
+              <v:oval w14:anchorId="6B2DCE62" id="Ellipse 11" o:spid="_x0000_s1026" style="position:absolute;margin-left:120pt;margin-top:9.65pt;width:213.45pt;height:55.7pt;z-index:251668480;visibility:visible;mso-wrap-style:square;mso-width-percent:0;mso-height-percent:0;mso-wrap-distance-left:9pt;mso-wrap-distance-top:0;mso-wrap-distance-right:9pt;mso-wrap-distance-bottom:0;mso-position-horizontal:absolute;mso-position-horizontal-relative:margin;mso-position-vertical:absolute;mso-position-vertical-relative:text;mso-width-percent:0;mso-height-percent:0;mso-width-relative:margin;mso-height-relative:margin;v-text-anchor:middle" o:gfxdata="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" fillcolor="#00b0f0" stroked="f" strokeweight="1pt">
                 <v:stroke joinstyle="miter"/>
                 <w10:wrap anchorx="margin"/>
               </v:oval>
@@ -919,14 +921,7 @@
           <w:sz w:val="24"/>
           <w:szCs w:val="24"/>
         </w:rPr>
-        <w:t xml:space="preserve"> </w:t>
-      </w:r>
-      <w:r>
-        <w:rPr>
-          <w:sz w:val="24"/>
-          <w:szCs w:val="24"/>
-        </w:rPr>
-        <w:t xml:space="preserve">sous le </w:t>
+        <w:t xml:space="preserve"> sous le </w:t>
       </w:r>
       <w:proofErr w:type="spellStart"/>
       <w:r>
@@ -969,42 +964,7 @@
           <w:sz w:val="24"/>
           <w:szCs w:val="24"/>
         </w:rPr>
-        <w:t xml:space="preserve">Si l’utilisateur </w:t>
-      </w:r>
-      <w:r>
-        <w:rPr>
-          <w:sz w:val="24"/>
-          <w:szCs w:val="24"/>
-        </w:rPr>
-        <w:t>n’</w:t>
-      </w:r>
-      <w:r>
-        <w:rPr>
-          <w:sz w:val="24"/>
-          <w:szCs w:val="24"/>
-        </w:rPr>
-        <w:t>est</w:t>
-      </w:r>
-      <w:r>
-        <w:rPr>
-          <w:sz w:val="24"/>
-          <w:szCs w:val="24"/>
-        </w:rPr>
-        <w:t xml:space="preserve"> pas</w:t>
-      </w:r>
-      <w:r>
-        <w:rPr>
-          <w:sz w:val="24"/>
-          <w:szCs w:val="24"/>
-        </w:rPr>
-        <w:t xml:space="preserve"> connecté, </w:t>
-      </w:r>
-      <w:r>
-        <w:rPr>
-          <w:sz w:val="24"/>
-          <w:szCs w:val="24"/>
-        </w:rPr>
-        <w:t>et qu’il essaie de cliquer sur le champ de commentaire,</w:t>
+        <w:t>Si l’utilisateur n’est pas connecté, et qu’il essaie de cliquer sur le champ de commentaire,</w:t>
       </w:r>
       <w:r>
         <w:rPr>
@@ -1018,15 +978,40 @@
           <w:sz w:val="24"/>
           <w:szCs w:val="24"/>
         </w:rPr>
-        <w:t>u</w:t>
-      </w:r>
-      <w:r>
-        <w:rPr>
-          <w:sz w:val="24"/>
-          <w:szCs w:val="24"/>
-        </w:rPr>
-        <w:t>n formulaire de connexion apparait</w:t>
-      </w:r>
+        <w:t>un formulaire de connexion apparait.</w:t>
+      </w:r>
+    </w:p>
+    <w:p>
+      <w:pPr>
+        <w:ind w:left="360"/>
+        <w:rPr>
+          <w:sz w:val="24"/>
+          <w:szCs w:val="24"/>
+        </w:rPr>
+      </w:pPr>
+      <w:r>
+        <w:rPr>
+          <w:sz w:val="24"/>
+          <w:szCs w:val="24"/>
+        </w:rPr>
+        <w:t>3.1)</w:t>
+      </w:r>
+      <w:r>
+        <w:rPr>
+          <w:sz w:val="24"/>
+          <w:szCs w:val="24"/>
+        </w:rPr>
+        <w:t xml:space="preserve"> Tant que l’utilisateur n’est pas connecté, il ne peut pas commenter le </w:t>
+      </w:r>
+      <w:proofErr w:type="spellStart"/>
+      <w:r>
+        <w:rPr>
+          <w:sz w:val="24"/>
+          <w:szCs w:val="24"/>
+        </w:rPr>
+        <w:t>Twat</w:t>
+      </w:r>
+      <w:proofErr w:type="spellEnd"/>
       <w:r>
         <w:rPr>
           <w:sz w:val="24"/>
@@ -1034,47 +1019,6 @@
         </w:rPr>
         <w:t>.</w:t>
       </w:r>
-    </w:p>
-    <w:p>
-      <w:pPr>
-        <w:ind w:left="360"/>
-        <w:rPr>
-          <w:sz w:val="24"/>
-          <w:szCs w:val="24"/>
-        </w:rPr>
-      </w:pPr>
-      <w:r>
-        <w:rPr>
-          <w:sz w:val="24"/>
-          <w:szCs w:val="24"/>
-        </w:rPr>
-        <w:t>3.1)</w:t>
-      </w:r>
-      <w:r>
-        <w:rPr>
-          <w:sz w:val="24"/>
-          <w:szCs w:val="24"/>
-        </w:rPr>
-        <w:t xml:space="preserve"> Tant que l’utilisateur n’est pas connecté, il ne peut pas commenter le </w:t>
-      </w:r>
-      <w:proofErr w:type="spellStart"/>
-      <w:r>
-        <w:rPr>
-          <w:sz w:val="24"/>
-          <w:szCs w:val="24"/>
-        </w:rPr>
-        <w:t>Twat</w:t>
-      </w:r>
-      <w:proofErr w:type="spellEnd"/>
-      <w:r>
-        <w:rPr>
-          <w:sz w:val="24"/>
-          <w:szCs w:val="24"/>
-        </w:rPr>
-        <w:t>.</w:t>
-      </w:r>
-      <w:bookmarkStart w:id="0" w:name="_GoBack"/>
-      <w:bookmarkEnd w:id="0"/>
     </w:p>
     <w:p>
       <w:pPr>
@@ -1189,7 +1133,7 @@
           </mc:Choice>
           <mc:Fallback>
             <w:pict>
-              <v:line w14:anchorId="7AD26CDF" id="Connecteur droit 25" o:spid="_x0000_s1026" style="position:absolute;z-index:251688960;visibility:visible;mso-wrap-style:square;mso-wrap-distance-left:9pt;mso-wrap-distance-top:0;mso-wrap-distance-right:9pt;mso-wrap-distance-bottom:0;mso-position-horizontal:absolute;mso-position-horizontal-relative:text;mso-position-vertical:absolute;mso-position-vertical-relative:text" from="-70.15pt,31.5pt" to="522.85pt,31.5pt" o:gfxdata="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" strokecolor="black [3200]" strokeweight=".5pt">
+              <v:line w14:anchorId="3F52519E" id="Connecteur droit 25" o:spid="_x0000_s1026" style="position:absolute;z-index:251688960;visibility:visible;mso-wrap-style:square;mso-wrap-distance-left:9pt;mso-wrap-distance-top:0;mso-wrap-distance-right:9pt;mso-wrap-distance-bottom:0;mso-position-horizontal:absolute;mso-position-horizontal-relative:text;mso-position-vertical:absolute;mso-position-vertical-relative:text" from="-70.15pt,31.5pt" to="522.85pt,31.5pt" o:gfxdata="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" strokecolor="black [3200]" strokeweight=".5pt">
                 <v:stroke joinstyle="miter"/>
               </v:line>
             </w:pict>
@@ -1226,6 +1170,7 @@
           <w:noProof/>
           <w:sz w:val="24"/>
           <w:szCs w:val="24"/>
+          <w:lang w:eastAsia="fr-FR"/>
         </w:rPr>
         <mc:AlternateContent>
           <mc:Choice Requires="wps">
@@ -1392,7 +1337,7 @@
           </mc:Choice>
           <mc:Fallback>
             <w:pict>
-              <v:oval w14:anchorId="0FF5874E" id="Ellipse 17" o:spid="_x0000_s1026" style="position:absolute;margin-left:115.95pt;margin-top:6.55pt;width:3in;height:59.75pt;z-index:251680768;visibility:visible;mso-wrap-style:square;mso-width-percent:0;mso-height-percent:0;mso-wrap-distance-left:9pt;mso-wrap-distance-top:0;mso-wrap-distance-right:9pt;mso-wrap-distance-bottom:0;mso-position-horizontal:absolute;mso-position-horizontal-relative:margin;mso-position-vertical:absolute;mso-position-vertical-relative:text;mso-width-percent:0;mso-height-percent:0;mso-width-relative:margin;mso-height-relative:margin;v-text-anchor:middle" o:gfxdata="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" fillcolor="#ed7d31 [3205]" stroked="f" strokeweight="1pt">
+              <v:oval w14:anchorId="6FE1E1DC" id="Ellipse 17" o:spid="_x0000_s1026" style="position:absolute;margin-left:115.95pt;margin-top:6.55pt;width:3in;height:59.75pt;z-index:251680768;visibility:visible;mso-wrap-style:square;mso-width-percent:0;mso-height-percent:0;mso-wrap-distance-left:9pt;mso-wrap-distance-top:0;mso-wrap-distance-right:9pt;mso-wrap-distance-bottom:0;mso-position-horizontal:absolute;mso-position-horizontal-relative:margin;mso-position-vertical:absolute;mso-position-vertical-relative:text;mso-width-percent:0;mso-height-percent:0;mso-width-relative:margin;mso-height-relative:margin;v-text-anchor:middle" o:gfxdata="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" fillcolor="#ed7d31 [3205]" stroked="f" strokeweight="1pt">
                 <v:stroke joinstyle="miter"/>
                 <w10:wrap anchorx="margin"/>
               </v:oval>
@@ -1534,6 +1479,21 @@
           <w:sz w:val="24"/>
           <w:szCs w:val="24"/>
         </w:rPr>
+        <w:t>3) Si l’utilisateur ne clique pas sur le bouton des commentaires, le système n’affiche pas les commentaires.</w:t>
+      </w:r>
+    </w:p>
+    <w:p>
+      <w:pPr>
+        <w:rPr>
+          <w:sz w:val="24"/>
+          <w:szCs w:val="24"/>
+        </w:rPr>
+      </w:pPr>
+      <w:r>
+        <w:rPr>
+          <w:sz w:val="24"/>
+          <w:szCs w:val="24"/>
+        </w:rPr>
         <w:t>3</w:t>
       </w:r>
       <w:r>
@@ -1541,28 +1501,6 @@
           <w:sz w:val="24"/>
           <w:szCs w:val="24"/>
         </w:rPr>
-        <w:t>) Si l’utilisateur ne clique pas sur le bouton des commentaires, le système n’affiche pas les commentaires.</w:t>
-      </w:r>
-    </w:p>
-    <w:p>
-      <w:pPr>
-        <w:rPr>
-          <w:sz w:val="24"/>
-          <w:szCs w:val="24"/>
-        </w:rPr>
-      </w:pPr>
-      <w:r>
-        <w:rPr>
-          <w:sz w:val="24"/>
-          <w:szCs w:val="24"/>
-        </w:rPr>
-        <w:t>3</w:t>
-      </w:r>
-      <w:r>
-        <w:rPr>
-          <w:sz w:val="24"/>
-          <w:szCs w:val="24"/>
-        </w:rPr>
         <w:t>.1</w:t>
       </w:r>
       <w:r>
@@ -1577,21 +1515,7 @@
           <w:sz w:val="24"/>
           <w:szCs w:val="24"/>
         </w:rPr>
-        <w:t>, le</w:t>
-      </w:r>
-      <w:r>
-        <w:rPr>
-          <w:sz w:val="24"/>
-          <w:szCs w:val="24"/>
-        </w:rPr>
-        <w:t xml:space="preserve"> système affiche</w:t>
-      </w:r>
-      <w:r>
-        <w:rPr>
-          <w:sz w:val="24"/>
-          <w:szCs w:val="24"/>
-        </w:rPr>
-        <w:t xml:space="preserve"> les différents commentaires sous le </w:t>
+        <w:t xml:space="preserve">, le système affiche les différents commentaires sous le </w:t>
       </w:r>
       <w:proofErr w:type="spellStart"/>
       <w:r>
@@ -1665,7 +1589,74 @@
         <mc:AlternateContent>
           <mc:Choice Requires="wps">
             <w:drawing>
-              <wp:anchor distT="0" distB="0" distL="114300" distR="114300" simplePos="0" relativeHeight="251673600" behindDoc="0" locked="0" layoutInCell="1" allowOverlap="1" wp14:anchorId="70626250" wp14:editId="09629698">
+              <wp:anchor distT="0" distB="0" distL="114300" distR="114300" simplePos="0" relativeHeight="251687936" behindDoc="0" locked="0" layoutInCell="1" allowOverlap="1" wp14:anchorId="7F3AC608" wp14:editId="0CCC2C6D">
+                <wp:simplePos x="0" y="0"/>
+                <wp:positionH relativeFrom="page">
+                  <wp:align>left</wp:align>
+                </wp:positionH>
+                <wp:positionV relativeFrom="paragraph">
+                  <wp:posOffset>156210</wp:posOffset>
+                </wp:positionV>
+                <wp:extent cx="7548113" cy="25879"/>
+                <wp:effectExtent l="0" t="0" r="34290" b="31750"/>
+                <wp:wrapNone/>
+                <wp:docPr id="22" name="Connecteur droit 22"/>
+                <wp:cNvGraphicFramePr/>
+                <a:graphic xmlns:a="http://schemas.openxmlformats.org/drawingml/2006/main">
+                  <a:graphicData uri="http://schemas.microsoft.com/office/word/2010/wordprocessingShape">
+                    <wps:wsp>
+                      <wps:cNvCnPr/>
+                      <wps:spPr>
+                        <a:xfrm>
+                          <a:off x="0" y="0"/>
+                          <a:ext cx="7548113" cy="25879"/>
+                        </a:xfrm>
+                        <a:prstGeom prst="line">
+                          <a:avLst/>
+                        </a:prstGeom>
+                      </wps:spPr>
+                      <wps:style>
+                        <a:lnRef idx="1">
+                          <a:schemeClr val="dk1"/>
+                        </a:lnRef>
+                        <a:fillRef idx="0">
+                          <a:schemeClr val="dk1"/>
+                        </a:fillRef>
+                        <a:effectRef idx="0">
+                          <a:schemeClr val="dk1"/>
+                        </a:effectRef>
+                        <a:fontRef idx="minor">
+                          <a:schemeClr val="tx1"/>
+                        </a:fontRef>
+                      </wps:style>
+                      <wps:bodyPr/>
+                    </wps:wsp>
+                  </a:graphicData>
+                </a:graphic>
+              </wp:anchor>
+            </w:drawing>
+          </mc:Choice>
+          <mc:Fallback>
+            <w:pict>
+              <v:line w14:anchorId="752D58FE" id="Connecteur droit 22" o:spid="_x0000_s1026" style="position:absolute;z-index:251687936;visibility:visible;mso-wrap-style:square;mso-wrap-distance-left:9pt;mso-wrap-distance-top:0;mso-wrap-distance-right:9pt;mso-wrap-distance-bottom:0;mso-position-horizontal:left;mso-position-horizontal-relative:page;mso-position-vertical:absolute;mso-position-vertical-relative:text" from="0,12.3pt" to="594.35pt,14.35pt" o:gfxdata="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" strokecolor="black [3200]" strokeweight=".5pt">
+                <v:stroke joinstyle="miter"/>
+                <w10:wrap anchorx="page"/>
+              </v:line>
+            </w:pict>
+          </mc:Fallback>
+        </mc:AlternateContent>
+      </w:r>
+      <w:r>
+        <w:rPr>
+          <w:noProof/>
+          <w:sz w:val="32"/>
+          <w:szCs w:val="32"/>
+          <w:lang w:eastAsia="fr-FR"/>
+        </w:rPr>
+        <mc:AlternateContent>
+          <mc:Choice Requires="wps">
+            <w:drawing>
+              <wp:anchor distT="0" distB="0" distL="114300" distR="114300" simplePos="0" relativeHeight="251673600" behindDoc="0" locked="0" layoutInCell="1" allowOverlap="1" wp14:anchorId="56C66A13" wp14:editId="14E03186">
                 <wp:simplePos x="0" y="0"/>
                 <wp:positionH relativeFrom="margin">
                   <wp:align>center</wp:align>
@@ -1733,7 +1724,7 @@
           </mc:Choice>
           <mc:Fallback>
             <w:pict>
-              <v:oval w14:anchorId="64C764E0" id="Ellipse 13" o:spid="_x0000_s1026" style="position:absolute;margin-left:0;margin-top:56.95pt;width:274.4pt;height:61.1pt;z-index:251673600;visibility:visible;mso-wrap-style:square;mso-width-percent:0;mso-height-percent:0;mso-wrap-distance-left:9pt;mso-wrap-distance-top:0;mso-wrap-distance-right:9pt;mso-wrap-distance-bottom:0;mso-position-horizontal:center;mso-position-horizontal-relative:margin;mso-position-vertical:absolute;mso-position-vertical-relative:text;mso-width-percent:0;mso-height-percent:0;mso-width-relative:margin;mso-height-relative:margin;v-text-anchor:middle" o:gfxdata="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" fillcolor="yellow" stroked="f" strokeweight="1pt">
+              <v:oval w14:anchorId="138FB911" id="Ellipse 13" o:spid="_x0000_s1026" style="position:absolute;margin-left:0;margin-top:56.95pt;width:274.4pt;height:61.1pt;z-index:251673600;visibility:visible;mso-wrap-style:square;mso-width-percent:0;mso-height-percent:0;mso-wrap-distance-left:9pt;mso-wrap-distance-top:0;mso-wrap-distance-right:9pt;mso-wrap-distance-bottom:0;mso-position-horizontal:center;mso-position-horizontal-relative:margin;mso-position-vertical:absolute;mso-position-vertical-relative:text;mso-width-percent:0;mso-height-percent:0;mso-width-relative:margin;mso-height-relative:margin;v-text-anchor:middle" o:gfxdata="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" fillcolor="yellow" stroked="f" strokeweight="1pt">
                 <v:stroke joinstyle="miter"/>
                 <w10:wrap anchorx="margin"/>
               </v:oval>
@@ -1746,11 +1737,12 @@
           <w:noProof/>
           <w:sz w:val="32"/>
           <w:szCs w:val="32"/>
+          <w:lang w:eastAsia="fr-FR"/>
         </w:rPr>
         <mc:AlternateContent>
           <mc:Choice Requires="wps">
             <w:drawing>
-              <wp:anchor distT="45720" distB="45720" distL="114300" distR="114300" simplePos="0" relativeHeight="251675648" behindDoc="0" locked="0" layoutInCell="1" allowOverlap="1" wp14:anchorId="2637FEB1" wp14:editId="4D328BFD">
+              <wp:anchor distT="45720" distB="45720" distL="114300" distR="114300" simplePos="0" relativeHeight="251675648" behindDoc="0" locked="0" layoutInCell="1" allowOverlap="1" wp14:anchorId="77D89441" wp14:editId="4ABC72C1">
                 <wp:simplePos x="0" y="0"/>
                 <wp:positionH relativeFrom="column">
                   <wp:posOffset>1886189</wp:posOffset>
@@ -1869,80 +1861,6 @@
           <w:szCs w:val="32"/>
         </w:rPr>
       </w:pPr>
-      <w:r>
-        <w:rPr>
-          <w:noProof/>
-          <w:sz w:val="32"/>
-          <w:szCs w:val="32"/>
-          <w:lang w:eastAsia="fr-FR"/>
-        </w:rPr>
-        <mc:AlternateContent>
-          <mc:Choice Requires="wps">
-            <w:drawing>
-              <wp:anchor distT="0" distB="0" distL="114300" distR="114300" simplePos="0" relativeHeight="251687936" behindDoc="0" locked="0" layoutInCell="1" allowOverlap="1">
-                <wp:simplePos x="0" y="0"/>
-                <wp:positionH relativeFrom="column">
-                  <wp:posOffset>-882543</wp:posOffset>
-                </wp:positionH>
-                <wp:positionV relativeFrom="paragraph">
-                  <wp:posOffset>326881</wp:posOffset>
-                </wp:positionV>
-                <wp:extent cx="7548113" cy="25879"/>
-                <wp:effectExtent l="0" t="0" r="34290" b="31750"/>
-                <wp:wrapNone/>
-                <wp:docPr id="22" name="Connecteur droit 22"/>
-                <wp:cNvGraphicFramePr/>
-                <a:graphic xmlns:a="http://schemas.openxmlformats.org/drawingml/2006/main">
-                  <a:graphicData uri="http://schemas.microsoft.com/office/word/2010/wordprocessingShape">
-                    <wps:wsp>
-                      <wps:cNvCnPr/>
-                      <wps:spPr>
-                        <a:xfrm>
-                          <a:off x="0" y="0"/>
-                          <a:ext cx="7548113" cy="25879"/>
-                        </a:xfrm>
-                        <a:prstGeom prst="line">
-                          <a:avLst/>
-                        </a:prstGeom>
-                      </wps:spPr>
-                      <wps:style>
-                        <a:lnRef idx="1">
-                          <a:schemeClr val="dk1"/>
-                        </a:lnRef>
-                        <a:fillRef idx="0">
-                          <a:schemeClr val="dk1"/>
-                        </a:fillRef>
-                        <a:effectRef idx="0">
-                          <a:schemeClr val="dk1"/>
-                        </a:effectRef>
-                        <a:fontRef idx="minor">
-                          <a:schemeClr val="tx1"/>
-                        </a:fontRef>
-                      </wps:style>
-                      <wps:bodyPr/>
-                    </wps:wsp>
-                  </a:graphicData>
-                </a:graphic>
-              </wp:anchor>
-            </w:drawing>
-          </mc:Choice>
-          <mc:Fallback>
-            <w:pict>
-              <v:line w14:anchorId="1B90EB07" id="Connecteur droit 22" o:spid="_x0000_s1026" style="position:absolute;z-index:251687936;visibility:visible;mso-wrap-style:square;mso-wrap-distance-left:9pt;mso-wrap-distance-top:0;mso-wrap-distance-right:9pt;mso-wrap-distance-bottom:0;mso-position-horizontal:absolute;mso-position-horizontal-relative:text;mso-position-vertical:absolute;mso-position-vertical-relative:text" from="-69.5pt,25.75pt" to="524.85pt,27.8pt" o:gfxdata="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" strokecolor="black [3200]" strokeweight=".5pt">
-                <v:stroke joinstyle="miter"/>
-              </v:line>
-            </w:pict>
-          </mc:Fallback>
-        </mc:AlternateContent>
-      </w:r>
-    </w:p>
-    <w:p>
-      <w:pPr>
-        <w:rPr>
-          <w:sz w:val="32"/>
-          <w:szCs w:val="32"/>
-        </w:rPr>
-      </w:pPr>
     </w:p>
     <w:p>
       <w:pPr>
@@ -2189,6 +2107,76 @@
         <w:t>Twatos</w:t>
       </w:r>
       <w:proofErr w:type="spellEnd"/>
+      <w:r>
+        <w:rPr>
+          <w:sz w:val="24"/>
+          <w:szCs w:val="24"/>
+        </w:rPr>
+        <w:t>.</w:t>
+      </w:r>
+    </w:p>
+    <w:p>
+      <w:pPr>
+        <w:tabs>
+          <w:tab w:val="left" w:pos="5678"/>
+        </w:tabs>
+        <w:ind w:left="360"/>
+        <w:rPr>
+          <w:sz w:val="24"/>
+          <w:szCs w:val="24"/>
+        </w:rPr>
+      </w:pPr>
+      <w:r>
+        <w:rPr>
+          <w:sz w:val="24"/>
+          <w:szCs w:val="24"/>
+        </w:rPr>
+        <w:t xml:space="preserve">3.5) Sur cette page de profil, nous pouvons voir les </w:t>
+      </w:r>
+      <w:proofErr w:type="spellStart"/>
+      <w:r>
+        <w:rPr>
+          <w:sz w:val="24"/>
+          <w:szCs w:val="24"/>
+        </w:rPr>
+        <w:t>Twats</w:t>
+      </w:r>
+      <w:proofErr w:type="spellEnd"/>
+      <w:r>
+        <w:rPr>
+          <w:sz w:val="24"/>
+          <w:szCs w:val="24"/>
+        </w:rPr>
+        <w:t xml:space="preserve"> postés par le </w:t>
+      </w:r>
+      <w:proofErr w:type="spellStart"/>
+      <w:r>
+        <w:rPr>
+          <w:sz w:val="24"/>
+          <w:szCs w:val="24"/>
+        </w:rPr>
+        <w:t>Twatos</w:t>
+      </w:r>
+      <w:proofErr w:type="spellEnd"/>
+      <w:r>
+        <w:rPr>
+          <w:sz w:val="24"/>
+          <w:szCs w:val="24"/>
+        </w:rPr>
+        <w:t>.</w:t>
+      </w:r>
+    </w:p>
+    <w:p>
+      <w:pPr>
+        <w:tabs>
+          <w:tab w:val="left" w:pos="5678"/>
+        </w:tabs>
+        <w:ind w:left="360"/>
+        <w:rPr>
+          <w:sz w:val="24"/>
+          <w:szCs w:val="24"/>
+        </w:rPr>
+      </w:pPr>
     </w:p>
     <w:p>
       <w:pPr>
@@ -2374,7 +2362,7 @@
           </mc:Choice>
           <mc:Fallback>
             <w:pict>
-              <v:line w14:anchorId="51E12F1B" id="Connecteur droit 21" o:spid="_x0000_s1026" style="position:absolute;z-index:251686912;visibility:visible;mso-wrap-style:square;mso-wrap-distance-left:9pt;mso-wrap-distance-top:0;mso-wrap-distance-right:9pt;mso-wrap-distance-bottom:0;mso-position-horizontal:absolute;mso-position-horizontal-relative:text;mso-position-vertical:absolute;mso-position-vertical-relative:text" from="-69.5pt,23.05pt" to="522.8pt,24.4pt" o:gfxdata="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" strokecolor="black [3200]" strokeweight=".5pt">
+              <v:line w14:anchorId="59F6F055" id="Connecteur droit 21" o:spid="_x0000_s1026" style="position:absolute;z-index:251686912;visibility:visible;mso-wrap-style:square;mso-wrap-distance-left:9pt;mso-wrap-distance-top:0;mso-wrap-distance-right:9pt;mso-wrap-distance-bottom:0;mso-position-horizontal:absolute;mso-position-horizontal-relative:text;mso-position-vertical:absolute;mso-position-vertical-relative:text" from="-69.5pt,23.05pt" to="522.8pt,24.4pt" o:gfxdata="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" strokecolor="black [3200]" strokeweight=".5pt">
                 <v:stroke joinstyle="miter"/>
               </v:line>
             </w:pict>
@@ -2475,7 +2463,7 @@
           </mc:Choice>
           <mc:Fallback>
             <w:pict>
-              <v:oval w14:anchorId="3992EF38" id="Ellipse 19" o:spid="_x0000_s1026" style="position:absolute;margin-left:97.6pt;margin-top:14.85pt;width:226.85pt;height:64.55pt;z-index:251683840;visibility:visible;mso-wrap-style:square;mso-wrap-distance-left:9pt;mso-wrap-distance-top:0;mso-wrap-distance-right:9pt;mso-wrap-distance-bottom:0;mso-position-horizontal:absolute;mso-position-horizontal-relative:text;mso-position-vertical:absolute;mso-position-vertical-relative:text;v-text-anchor:middle" o:gfxdata="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" fillcolor="#00b050" strokecolor="#375623 [1609]" strokeweight="1pt">
+              <v:oval w14:anchorId="506C3F80" id="Ellipse 19" o:spid="_x0000_s1026" style="position:absolute;margin-left:97.6pt;margin-top:14.85pt;width:226.85pt;height:64.55pt;z-index:251683840;visibility:visible;mso-wrap-style:square;mso-wrap-distance-left:9pt;mso-wrap-distance-top:0;mso-wrap-distance-right:9pt;mso-wrap-distance-bottom:0;mso-position-horizontal:absolute;mso-position-horizontal-relative:text;mso-position-vertical:absolute;mso-position-vertical-relative:text;v-text-anchor:middle" o:gfxdata="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" fillcolor="#00b050" strokecolor="#375623 [1609]" strokeweight="1pt">
                 <v:stroke joinstyle="miter"/>
               </v:oval>
             </w:pict>
@@ -2499,6 +2487,7 @@
           <w:noProof/>
           <w:sz w:val="24"/>
           <w:szCs w:val="24"/>
+          <w:lang w:eastAsia="fr-FR"/>
         </w:rPr>
         <mc:AlternateContent>
           <mc:Choice Requires="wps">
@@ -2641,6 +2630,193 @@
         </w:rPr>
       </w:pPr>
     </w:p>
+    <w:p>
+      <w:pPr>
+        <w:pStyle w:val="Paragraphedeliste"/>
+        <w:tabs>
+          <w:tab w:val="left" w:pos="5678"/>
+        </w:tabs>
+        <w:rPr>
+          <w:sz w:val="24"/>
+          <w:szCs w:val="24"/>
+        </w:rPr>
+      </w:pPr>
+    </w:p>
+    <w:p>
+      <w:pPr>
+        <w:pStyle w:val="Paragraphedeliste"/>
+        <w:numPr>
+          <w:ilvl w:val="0"/>
+          <w:numId w:val="7"/>
+        </w:numPr>
+        <w:tabs>
+          <w:tab w:val="left" w:pos="5678"/>
+        </w:tabs>
+        <w:rPr>
+          <w:sz w:val="24"/>
+          <w:szCs w:val="24"/>
+        </w:rPr>
+      </w:pPr>
+      <w:r>
+        <w:rPr>
+          <w:sz w:val="24"/>
+          <w:szCs w:val="24"/>
+        </w:rPr>
+        <w:t>Le système affiche un bouton « suivre ».</w:t>
+      </w:r>
+    </w:p>
+    <w:p>
+      <w:pPr>
+        <w:pStyle w:val="Paragraphedeliste"/>
+        <w:numPr>
+          <w:ilvl w:val="1"/>
+          <w:numId w:val="9"/>
+        </w:numPr>
+        <w:tabs>
+          <w:tab w:val="left" w:pos="5678"/>
+        </w:tabs>
+        <w:rPr>
+          <w:sz w:val="24"/>
+          <w:szCs w:val="24"/>
+        </w:rPr>
+      </w:pPr>
+      <w:r>
+        <w:rPr>
+          <w:sz w:val="24"/>
+          <w:szCs w:val="24"/>
+        </w:rPr>
+        <w:t>Si un u</w:t>
+      </w:r>
+      <w:r>
+        <w:rPr>
+          <w:sz w:val="24"/>
+          <w:szCs w:val="24"/>
+        </w:rPr>
+        <w:t xml:space="preserve">tilisateur clique sur le bouton, ce dernier est abonné au </w:t>
+      </w:r>
+      <w:proofErr w:type="spellStart"/>
+      <w:r>
+        <w:rPr>
+          <w:sz w:val="24"/>
+          <w:szCs w:val="24"/>
+        </w:rPr>
+        <w:t>Twatos</w:t>
+      </w:r>
+      <w:proofErr w:type="spellEnd"/>
+      <w:r>
+        <w:rPr>
+          <w:sz w:val="24"/>
+          <w:szCs w:val="24"/>
+        </w:rPr>
+        <w:t>.</w:t>
+      </w:r>
+    </w:p>
+    <w:p>
+      <w:pPr>
+        <w:pStyle w:val="Paragraphedeliste"/>
+        <w:numPr>
+          <w:ilvl w:val="1"/>
+          <w:numId w:val="9"/>
+        </w:numPr>
+        <w:tabs>
+          <w:tab w:val="left" w:pos="5678"/>
+        </w:tabs>
+        <w:rPr>
+          <w:sz w:val="24"/>
+          <w:szCs w:val="24"/>
+        </w:rPr>
+      </w:pPr>
+      <w:r>
+        <w:rPr>
+          <w:sz w:val="24"/>
+          <w:szCs w:val="24"/>
+        </w:rPr>
+        <w:t xml:space="preserve">Si un utilisateur A s’abonne à utilisateur B, le compteur de </w:t>
+      </w:r>
+      <w:proofErr w:type="spellStart"/>
+      <w:r>
+        <w:rPr>
+          <w:sz w:val="24"/>
+          <w:szCs w:val="24"/>
+        </w:rPr>
+        <w:t>follows</w:t>
+      </w:r>
+      <w:proofErr w:type="spellEnd"/>
+      <w:r>
+        <w:rPr>
+          <w:sz w:val="24"/>
+          <w:szCs w:val="24"/>
+        </w:rPr>
+        <w:t xml:space="preserve"> de l’utilisateur B sera incrémenté de 1. </w:t>
+      </w:r>
+    </w:p>
+    <w:p>
+      <w:pPr>
+        <w:pStyle w:val="Paragraphedeliste"/>
+        <w:numPr>
+          <w:ilvl w:val="1"/>
+          <w:numId w:val="9"/>
+        </w:numPr>
+        <w:tabs>
+          <w:tab w:val="left" w:pos="5678"/>
+        </w:tabs>
+        <w:rPr>
+          <w:sz w:val="24"/>
+          <w:szCs w:val="24"/>
+        </w:rPr>
+      </w:pPr>
+      <w:r>
+        <w:rPr>
+          <w:sz w:val="24"/>
+          <w:szCs w:val="24"/>
+        </w:rPr>
+        <w:t xml:space="preserve">Le système affiche en priorité les </w:t>
+      </w:r>
+      <w:proofErr w:type="spellStart"/>
+      <w:r>
+        <w:rPr>
+          <w:sz w:val="24"/>
+          <w:szCs w:val="24"/>
+        </w:rPr>
+        <w:t>twats</w:t>
+      </w:r>
+      <w:proofErr w:type="spellEnd"/>
+      <w:r>
+        <w:rPr>
+          <w:sz w:val="24"/>
+          <w:szCs w:val="24"/>
+        </w:rPr>
+        <w:t xml:space="preserve"> des </w:t>
+      </w:r>
+      <w:proofErr w:type="spellStart"/>
+      <w:r>
+        <w:rPr>
+          <w:sz w:val="24"/>
+          <w:szCs w:val="24"/>
+        </w:rPr>
+        <w:t>Twatos</w:t>
+      </w:r>
+      <w:proofErr w:type="spellEnd"/>
+      <w:r>
+        <w:rPr>
+          <w:sz w:val="24"/>
+          <w:szCs w:val="24"/>
+        </w:rPr>
+        <w:t xml:space="preserve"> suivis.</w:t>
+      </w:r>
+    </w:p>
+    <w:p>
+      <w:pPr>
+        <w:pStyle w:val="Paragraphedeliste"/>
+        <w:tabs>
+          <w:tab w:val="left" w:pos="5678"/>
+        </w:tabs>
+        <w:rPr>
+          <w:sz w:val="24"/>
+          <w:szCs w:val="24"/>
+        </w:rPr>
+      </w:pPr>
+    </w:p>
     <w:sectPr>
       <w:pgSz w:w="11906" w:h="16838"/>
       <w:pgMar w:top="1417" w:right="1417" w:bottom="1417" w:left="1417" w:header="708" w:footer="708" w:gutter="0"/>
@@ -2654,6 +2830,119 @@
 <file path=word/numbering.xml><?xml version="1.0" encoding="utf-8"?>
 <w:numbering xmlns:wpc="http://schemas.microsoft.com/office/word/2010/wordprocessingCanvas" xmlns:cx="http://schemas.microsoft.com/office/drawing/2014/chartex" xmlns:mc="http://schemas.openxmlformats.org/markup-compatibility/2006" xmlns:o="urn:schemas-microsoft-com:office:office" xmlns:r="http://schemas.openxmlformats.org/officeDocument/2006/relationships" xmlns:m="http://schemas.openxmlformats.org/officeDocument/2006/math" xmlns:v="urn:schemas-microsoft-com:vml" xmlns:wp14="http://schemas.microsoft.com/office/word/2010/wordprocessingDrawing" xmlns:wp="http://schemas.openxmlformats.org/drawingml/2006/wordprocessingDrawing" xmlns:w10="urn:schemas-microsoft-com:office:word" xmlns:w="http://schemas.openxmlformats.org/wordprocessingml/2006/main" xmlns:w14="http://schemas.microsoft.com/office/word/2010/wordml" xmlns:w15="http://schemas.microsoft.com/office/word/2012/wordml" xmlns:w16se="http://schemas.microsoft.com/office/word/2015/wordml/symex" xmlns:wpg="http://schemas.microsoft.com/office/word/2010/wordprocessingGroup" xmlns:wpi="http://schemas.microsoft.com/office/word/2010/wordprocessingInk" xmlns:wne="http://schemas.microsoft.com/office/word/2006/wordml" xmlns:wps="http://schemas.microsoft.com/office/word/2010/wordprocessingShape" mc:Ignorable="w14 w15 w16se wp14">
   <w:abstractNum w:abstractNumId="0" w15:restartNumberingAfterBreak="0">
+    <w:nsid w:val="0FD92C4D"/>
+    <w:multiLevelType w:val="multilevel"/>
+    <w:tmpl w:val="816A5FEC"/>
+    <w:lvl w:ilvl="0">
+      <w:start w:val="1"/>
+      <w:numFmt w:val="decimal"/>
+      <w:lvlText w:val="%1."/>
+      <w:lvlJc w:val="left"/>
+      <w:pPr>
+        <w:ind w:left="375" w:hanging="375"/>
+      </w:pPr>
+      <w:rPr>
+        <w:rFonts w:hint="default"/>
+      </w:rPr>
+    </w:lvl>
+    <w:lvl w:ilvl="1">
+      <w:start w:val="1"/>
+      <w:numFmt w:val="decimal"/>
+      <w:lvlText w:val="%1.%2)"/>
+      <w:lvlJc w:val="left"/>
+      <w:pPr>
+        <w:ind w:left="720" w:hanging="720"/>
+      </w:pPr>
+      <w:rPr>
+        <w:rFonts w:hint="default"/>
+      </w:rPr>
+    </w:lvl>
+    <w:lvl w:ilvl="2">
+      <w:start w:val="1"/>
+      <w:numFmt w:val="decimal"/>
+      <w:lvlText w:val="%1.%2)%3."/>
+      <w:lvlJc w:val="left"/>
+      <w:pPr>
+        <w:ind w:left="720" w:hanging="720"/>
+      </w:pPr>
+      <w:rPr>
+        <w:rFonts w:hint="default"/>
+      </w:rPr>
+    </w:lvl>
+    <w:lvl w:ilvl="3">
+      <w:start w:val="1"/>
+      <w:numFmt w:val="decimal"/>
+      <w:lvlText w:val="%1.%2)%3.%4."/>
+      <w:lvlJc w:val="left"/>
+      <w:pPr>
+        <w:ind w:left="1080" w:hanging="1080"/>
+      </w:pPr>
+      <w:rPr>
+        <w:rFonts w:hint="default"/>
+      </w:rPr>
+    </w:lvl>
+    <w:lvl w:ilvl="4">
+      <w:start w:val="1"/>
+      <w:numFmt w:val="decimal"/>
+      <w:lvlText w:val="%1.%2)%3.%4.%5."/>
+      <w:lvlJc w:val="left"/>
+      <w:pPr>
+        <w:ind w:left="1080" w:hanging="1080"/>
+      </w:pPr>
+      <w:rPr>
+        <w:rFonts w:hint="default"/>
+      </w:rPr>
+    </w:lvl>
+    <w:lvl w:ilvl="5">
+      <w:start w:val="1"/>
+      <w:numFmt w:val="decimal"/>
+      <w:lvlText w:val="%1.%2)%3.%4.%5.%6."/>
+      <w:lvlJc w:val="left"/>
+      <w:pPr>
+        <w:ind w:left="1440" w:hanging="1440"/>
+      </w:pPr>
+      <w:rPr>
+        <w:rFonts w:hint="default"/>
+      </w:rPr>
+    </w:lvl>
+    <w:lvl w:ilvl="6">
+      <w:start w:val="1"/>
+      <w:numFmt w:val="decimal"/>
+      <w:lvlText w:val="%1.%2)%3.%4.%5.%6.%7."/>
+      <w:lvlJc w:val="left"/>
+      <w:pPr>
+        <w:ind w:left="1440" w:hanging="1440"/>
+      </w:pPr>
+      <w:rPr>
+        <w:rFonts w:hint="default"/>
+      </w:rPr>
+    </w:lvl>
+    <w:lvl w:ilvl="7">
+      <w:start w:val="1"/>
+      <w:numFmt w:val="decimal"/>
+      <w:lvlText w:val="%1.%2)%3.%4.%5.%6.%7.%8."/>
+      <w:lvlJc w:val="left"/>
+      <w:pPr>
+        <w:ind w:left="1800" w:hanging="1800"/>
+      </w:pPr>
+      <w:rPr>
+        <w:rFonts w:hint="default"/>
+      </w:rPr>
+    </w:lvl>
+    <w:lvl w:ilvl="8">
+      <w:start w:val="1"/>
+      <w:numFmt w:val="decimal"/>
+      <w:lvlText w:val="%1.%2)%3.%4.%5.%6.%7.%8.%9."/>
+      <w:lvlJc w:val="left"/>
+      <w:pPr>
+        <w:ind w:left="1800" w:hanging="1800"/>
+      </w:pPr>
+      <w:rPr>
+        <w:rFonts w:hint="default"/>
+      </w:rPr>
+    </w:lvl>
+  </w:abstractNum>
+  <w:abstractNum w:abstractNumId="1" w15:restartNumberingAfterBreak="0">
     <w:nsid w:val="381F3F68"/>
     <w:multiLevelType w:val="hybridMultilevel"/>
     <w:tmpl w:val="5016D462"/>
@@ -2742,7 +3031,7 @@
       </w:pPr>
     </w:lvl>
   </w:abstractNum>
-  <w:abstractNum w:abstractNumId="1" w15:restartNumberingAfterBreak="0">
+  <w:abstractNum w:abstractNumId="2" w15:restartNumberingAfterBreak="0">
     <w:nsid w:val="41051E18"/>
     <w:multiLevelType w:val="hybridMultilevel"/>
     <w:tmpl w:val="51C8C708"/>
@@ -2831,7 +3120,7 @@
       </w:pPr>
     </w:lvl>
   </w:abstractNum>
-  <w:abstractNum w:abstractNumId="2" w15:restartNumberingAfterBreak="0">
+  <w:abstractNum w:abstractNumId="3" w15:restartNumberingAfterBreak="0">
     <w:nsid w:val="4F5C539E"/>
     <w:multiLevelType w:val="hybridMultilevel"/>
     <w:tmpl w:val="052CBBFA"/>
@@ -2920,7 +3209,120 @@
       </w:pPr>
     </w:lvl>
   </w:abstractNum>
-  <w:abstractNum w:abstractNumId="3" w15:restartNumberingAfterBreak="0">
+  <w:abstractNum w:abstractNumId="4" w15:restartNumberingAfterBreak="0">
+    <w:nsid w:val="51DD432A"/>
+    <w:multiLevelType w:val="multilevel"/>
+    <w:tmpl w:val="D6E49538"/>
+    <w:lvl w:ilvl="0">
+      <w:start w:val="1"/>
+      <w:numFmt w:val="decimal"/>
+      <w:lvlText w:val="%1."/>
+      <w:lvlJc w:val="left"/>
+      <w:pPr>
+        <w:ind w:left="375" w:hanging="375"/>
+      </w:pPr>
+      <w:rPr>
+        <w:rFonts w:hint="default"/>
+      </w:rPr>
+    </w:lvl>
+    <w:lvl w:ilvl="1">
+      <w:start w:val="1"/>
+      <w:numFmt w:val="decimal"/>
+      <w:lvlText w:val="%1.%2)"/>
+      <w:lvlJc w:val="left"/>
+      <w:pPr>
+        <w:ind w:left="1080" w:hanging="720"/>
+      </w:pPr>
+      <w:rPr>
+        <w:rFonts w:hint="default"/>
+      </w:rPr>
+    </w:lvl>
+    <w:lvl w:ilvl="2">
+      <w:start w:val="1"/>
+      <w:numFmt w:val="decimal"/>
+      <w:lvlText w:val="%1.%2)%3."/>
+      <w:lvlJc w:val="left"/>
+      <w:pPr>
+        <w:ind w:left="1440" w:hanging="720"/>
+      </w:pPr>
+      <w:rPr>
+        <w:rFonts w:hint="default"/>
+      </w:rPr>
+    </w:lvl>
+    <w:lvl w:ilvl="3">
+      <w:start w:val="1"/>
+      <w:numFmt w:val="decimal"/>
+      <w:lvlText w:val="%1.%2)%3.%4."/>
+      <w:lvlJc w:val="left"/>
+      <w:pPr>
+        <w:ind w:left="2160" w:hanging="1080"/>
+      </w:pPr>
+      <w:rPr>
+        <w:rFonts w:hint="default"/>
+      </w:rPr>
+    </w:lvl>
+    <w:lvl w:ilvl="4">
+      <w:start w:val="1"/>
+      <w:numFmt w:val="decimal"/>
+      <w:lvlText w:val="%1.%2)%3.%4.%5."/>
+      <w:lvlJc w:val="left"/>
+      <w:pPr>
+        <w:ind w:left="2520" w:hanging="1080"/>
+      </w:pPr>
+      <w:rPr>
+        <w:rFonts w:hint="default"/>
+      </w:rPr>
+    </w:lvl>
+    <w:lvl w:ilvl="5">
+      <w:start w:val="1"/>
+      <w:numFmt w:val="decimal"/>
+      <w:lvlText w:val="%1.%2)%3.%4.%5.%6."/>
+      <w:lvlJc w:val="left"/>
+      <w:pPr>
+        <w:ind w:left="3240" w:hanging="1440"/>
+      </w:pPr>
+      <w:rPr>
+        <w:rFonts w:hint="default"/>
+      </w:rPr>
+    </w:lvl>
+    <w:lvl w:ilvl="6">
+      <w:start w:val="1"/>
+      <w:numFmt w:val="decimal"/>
+      <w:lvlText w:val="%1.%2)%3.%4.%5.%6.%7."/>
+      <w:lvlJc w:val="left"/>
+      <w:pPr>
+        <w:ind w:left="3600" w:hanging="1440"/>
+      </w:pPr>
+      <w:rPr>
+        <w:rFonts w:hint="default"/>
+      </w:rPr>
+    </w:lvl>
+    <w:lvl w:ilvl="7">
+      <w:start w:val="1"/>
+      <w:numFmt w:val="decimal"/>
+      <w:lvlText w:val="%1.%2)%3.%4.%5.%6.%7.%8."/>
+      <w:lvlJc w:val="left"/>
+      <w:pPr>
+        <w:ind w:left="4320" w:hanging="1800"/>
+      </w:pPr>
+      <w:rPr>
+        <w:rFonts w:hint="default"/>
+      </w:rPr>
+    </w:lvl>
+    <w:lvl w:ilvl="8">
+      <w:start w:val="1"/>
+      <w:numFmt w:val="decimal"/>
+      <w:lvlText w:val="%1.%2)%3.%4.%5.%6.%7.%8.%9."/>
+      <w:lvlJc w:val="left"/>
+      <w:pPr>
+        <w:ind w:left="4680" w:hanging="1800"/>
+      </w:pPr>
+      <w:rPr>
+        <w:rFonts w:hint="default"/>
+      </w:rPr>
+    </w:lvl>
+  </w:abstractNum>
+  <w:abstractNum w:abstractNumId="5" w15:restartNumberingAfterBreak="0">
     <w:nsid w:val="6BE743B5"/>
     <w:multiLevelType w:val="multilevel"/>
     <w:tmpl w:val="EAB2636A"/>
@@ -3033,7 +3435,7 @@
       </w:rPr>
     </w:lvl>
   </w:abstractNum>
-  <w:abstractNum w:abstractNumId="4" w15:restartNumberingAfterBreak="0">
+  <w:abstractNum w:abstractNumId="6" w15:restartNumberingAfterBreak="0">
     <w:nsid w:val="72476D26"/>
     <w:multiLevelType w:val="hybridMultilevel"/>
     <w:tmpl w:val="F8A80580"/>
@@ -3122,7 +3524,7 @@
       </w:pPr>
     </w:lvl>
   </w:abstractNum>
-  <w:abstractNum w:abstractNumId="5" w15:restartNumberingAfterBreak="0">
+  <w:abstractNum w:abstractNumId="7" w15:restartNumberingAfterBreak="0">
     <w:nsid w:val="78011EF1"/>
     <w:multiLevelType w:val="hybridMultilevel"/>
     <w:tmpl w:val="AFD28ED4"/>
@@ -3211,22 +3613,120 @@
       </w:pPr>
     </w:lvl>
   </w:abstractNum>
+  <w:abstractNum w:abstractNumId="8" w15:restartNumberingAfterBreak="0">
+    <w:nsid w:val="7C730AA8"/>
+    <w:multiLevelType w:val="hybridMultilevel"/>
+    <w:tmpl w:val="3C7CC0B0"/>
+    <w:lvl w:ilvl="0" w:tplc="040C0011">
+      <w:start w:val="1"/>
+      <w:numFmt w:val="decimal"/>
+      <w:lvlText w:val="%1)"/>
+      <w:lvlJc w:val="left"/>
+      <w:pPr>
+        <w:ind w:left="720" w:hanging="360"/>
+      </w:pPr>
+      <w:rPr>
+        <w:rFonts w:hint="default"/>
+      </w:rPr>
+    </w:lvl>
+    <w:lvl w:ilvl="1" w:tplc="040C0019" w:tentative="1">
+      <w:start w:val="1"/>
+      <w:numFmt w:val="lowerLetter"/>
+      <w:lvlText w:val="%2."/>
+      <w:lvlJc w:val="left"/>
+      <w:pPr>
+        <w:ind w:left="1440" w:hanging="360"/>
+      </w:pPr>
+    </w:lvl>
+    <w:lvl w:ilvl="2" w:tplc="040C001B" w:tentative="1">
+      <w:start w:val="1"/>
+      <w:numFmt w:val="lowerRoman"/>
+      <w:lvlText w:val="%3."/>
+      <w:lvlJc w:val="right"/>
+      <w:pPr>
+        <w:ind w:left="2160" w:hanging="180"/>
+      </w:pPr>
+    </w:lvl>
+    <w:lvl w:ilvl="3" w:tplc="040C000F" w:tentative="1">
+      <w:start w:val="1"/>
+      <w:numFmt w:val="decimal"/>
+      <w:lvlText w:val="%4."/>
+      <w:lvlJc w:val="left"/>
+      <w:pPr>
+        <w:ind w:left="2880" w:hanging="360"/>
+      </w:pPr>
+    </w:lvl>
+    <w:lvl w:ilvl="4" w:tplc="040C0019" w:tentative="1">
+      <w:start w:val="1"/>
+      <w:numFmt w:val="lowerLetter"/>
+      <w:lvlText w:val="%5."/>
+      <w:lvlJc w:val="left"/>
+      <w:pPr>
+        <w:ind w:left="3600" w:hanging="360"/>
+      </w:pPr>
+    </w:lvl>
+    <w:lvl w:ilvl="5" w:tplc="040C001B" w:tentative="1">
+      <w:start w:val="1"/>
+      <w:numFmt w:val="lowerRoman"/>
+      <w:lvlText w:val="%6."/>
+      <w:lvlJc w:val="right"/>
+      <w:pPr>
+        <w:ind w:left="4320" w:hanging="180"/>
+      </w:pPr>
+    </w:lvl>
+    <w:lvl w:ilvl="6" w:tplc="040C000F" w:tentative="1">
+      <w:start w:val="1"/>
+      <w:numFmt w:val="decimal"/>
+      <w:lvlText w:val="%7."/>
+      <w:lvlJc w:val="left"/>
+      <w:pPr>
+        <w:ind w:left="5040" w:hanging="360"/>
+      </w:pPr>
+    </w:lvl>
+    <w:lvl w:ilvl="7" w:tplc="040C0019" w:tentative="1">
+      <w:start w:val="1"/>
+      <w:numFmt w:val="lowerLetter"/>
+      <w:lvlText w:val="%8."/>
+      <w:lvlJc w:val="left"/>
+      <w:pPr>
+        <w:ind w:left="5760" w:hanging="360"/>
+      </w:pPr>
+    </w:lvl>
+    <w:lvl w:ilvl="8" w:tplc="040C001B" w:tentative="1">
+      <w:start w:val="1"/>
+      <w:numFmt w:val="lowerRoman"/>
+      <w:lvlText w:val="%9."/>
+      <w:lvlJc w:val="right"/>
+      <w:pPr>
+        <w:ind w:left="6480" w:hanging="180"/>
+      </w:pPr>
+    </w:lvl>
+  </w:abstractNum>
   <w:num w:numId="1">
+    <w:abstractNumId w:val="5"/>
+  </w:num>
+  <w:num w:numId="2">
+    <w:abstractNumId w:val="6"/>
+  </w:num>
+  <w:num w:numId="3">
+    <w:abstractNumId w:val="7"/>
+  </w:num>
+  <w:num w:numId="4">
     <w:abstractNumId w:val="3"/>
   </w:num>
-  <w:num w:numId="2">
+  <w:num w:numId="5">
+    <w:abstractNumId w:val="2"/>
+  </w:num>
+  <w:num w:numId="6">
+    <w:abstractNumId w:val="1"/>
+  </w:num>
+  <w:num w:numId="7">
+    <w:abstractNumId w:val="8"/>
+  </w:num>
+  <w:num w:numId="8">
     <w:abstractNumId w:val="4"/>
   </w:num>
-  <w:num w:numId="3">
-    <w:abstractNumId w:val="5"/>
-  </w:num>
-  <w:num w:numId="4">
-    <w:abstractNumId w:val="2"/>
-  </w:num>
-  <w:num w:numId="5">
-    <w:abstractNumId w:val="1"/>
-  </w:num>
-  <w:num w:numId="6">
+  <w:num w:numId="9">
     <w:abstractNumId w:val="0"/>
   </w:num>
 </w:numbering>
